--- a/NLP_CaseStudy.docx
+++ b/NLP_CaseStudy.docx
@@ -221,13 +221,13 @@
         <w:spacing w:before="240" w:after="240"/>
         <w:rPr>
           <w:rFonts w:eastAsia="Times New Roman"/>
-          <w:lang w:val="en-IN"/>
+          <w:lang w:val="de-DE"/>
         </w:rPr>
       </w:pPr>
       <w:r>
         <w:rPr>
           <w:rFonts w:eastAsia="Times New Roman"/>
-          <w:lang w:val="en-IN"/>
+          <w:lang w:val="de-DE"/>
         </w:rPr>
         <w:t>ROHAN CHANDRU (23BCE0971)</w:t>
       </w:r>
@@ -237,13 +237,13 @@
         <w:spacing w:before="240" w:after="240"/>
         <w:rPr>
           <w:rFonts w:eastAsia="Times New Roman"/>
-          <w:lang w:val="en-IN"/>
+          <w:lang w:val="de-DE"/>
         </w:rPr>
       </w:pPr>
       <w:r>
         <w:rPr>
           <w:rFonts w:eastAsia="Times New Roman"/>
-          <w:lang w:val="en-IN"/>
+          <w:lang w:val="de-DE"/>
         </w:rPr>
         <w:t>MITHUN MP (23BCE0768)</w:t>
       </w:r>
@@ -534,16 +534,33 @@
         <w:spacing w:before="240" w:after="240"/>
         <w:rPr>
           <w:rFonts w:eastAsia="Times New Roman"/>
-          <w:b/>
-          <w:bCs/>
-        </w:rPr>
-      </w:pPr>
-      <w:r>
+        </w:rPr>
+      </w:pPr>
+    </w:p>
+    <w:p>
+      <w:pPr>
+        <w:spacing w:before="240" w:after="240"/>
         <w:rPr>
           <w:rFonts w:eastAsia="Times New Roman"/>
-          <w:b/>
-          <w:bCs/>
-        </w:rPr>
+        </w:rPr>
+      </w:pPr>
+    </w:p>
+    <w:p>
+      <w:pPr>
+        <w:spacing w:before="240" w:after="240"/>
+        <w:rPr>
+          <w:rFonts w:eastAsia="Times New Roman"/>
+          <w:b/>
+          <w:bCs/>
+        </w:rPr>
+      </w:pPr>
+      <w:r>
+        <w:rPr>
+          <w:rFonts w:eastAsia="Times New Roman"/>
+          <w:b/>
+          <w:bCs/>
+        </w:rPr>
+        <w:lastRenderedPageBreak/>
         <w:t>3.LITERATURE SURVEY:</w:t>
       </w:r>
     </w:p>
@@ -552,7 +569,6 @@
         <w:spacing w:before="240" w:after="240"/>
       </w:pPr>
       <w:r>
-        <w:lastRenderedPageBreak/>
         <w:t>Online news sites plus social networks now move false details faster, especially about health matters. Because of this speed, wrong medical ideas travel wide, sometimes leading people to make poor treatment choices. During disease outbreaks, confusion grows when inaccurate claims circulate widely. Doubt toward doctors and public health advice often follows. Scientists turned to tools like machine learning, digging into text patterns through computational analysis. Methods built on NLP models help spot deceptive wording structures automatically. Deep neural approaches also assist by recognizing subtle signals across large sets of digital content.</w:t>
       </w:r>
     </w:p>
@@ -740,9 +756,6 @@
         <w:t>Instead of relying on traditional methods, this approach links transformer-driven text processing with models that assess source reliability. Through the integration of context-aware language patterns alongside indicators of publisher trustworthiness, detection performance for inaccurate health claims online sees measurable gains.</w:t>
       </w:r>
     </w:p>
-    <w:p/>
-    <w:p/>
-    <w:p/>
     <w:p>
       <w:pPr>
         <w:pStyle w:val="Heading1"/>
@@ -774,16 +787,19 @@
     <w:p/>
     <w:p>
       <w:r>
+        <w:t xml:space="preserve">A solution to this problem uses both context-aware text processing and an assessment of where the news comes from. Instead of relying on one method alone, it applies </w:t>
+      </w:r>
+      <w:proofErr w:type="spellStart"/>
+      <w:r>
+        <w:t>RoBERTa</w:t>
+      </w:r>
+      <w:proofErr w:type="spellEnd"/>
+      <w:r>
+        <w:t xml:space="preserve"> - a type of deep learning model - to study the actual wording in each article. At the same time, the website’s domain helps estimate how trustworthy the source might be. Rather than treating all </w:t>
+      </w:r>
+      <w:r>
         <w:lastRenderedPageBreak/>
-        <w:t xml:space="preserve">A solution to this problem uses both context-aware text processing and an assessment of where the news comes from. Instead of relying on one method alone, it applies </w:t>
-      </w:r>
-      <w:proofErr w:type="spellStart"/>
-      <w:r>
-        <w:t>RoBERTa</w:t>
-      </w:r>
-      <w:proofErr w:type="spellEnd"/>
-      <w:r>
-        <w:t xml:space="preserve"> - a type of deep learning model - to study the actual wording in each article. At the same time, the website’s domain helps estimate how trustworthy the source might be. Rather than treating all outlets equally, the approach weights these two aspects together before reaching a verdict. What emerges is a judgment shaped by content meaning plus origin reputation.</w:t>
+        <w:t>outlets equally, the approach weights these two aspects together before reaching a verdict. What emerges is a judgment shaped by content meaning plus origin reputation.</w:t>
       </w:r>
     </w:p>
     <w:p>
@@ -1031,11 +1047,7 @@
         <w:br/>
       </w:r>
       <w:r>
-        <w:t xml:space="preserve"> The domain of the URL is extracted and assigned a credibility score. Trusted domains </w:t>
-      </w:r>
-      <w:r>
-        <w:lastRenderedPageBreak/>
-        <w:t>such as government or educational websites receive higher credibility values.</w:t>
+        <w:t xml:space="preserve"> The domain of the URL is extracted and assigned a credibility score. Trusted domains such as government or educational websites receive higher credibility values.</w:t>
       </w:r>
       <w:r>
         <w:br/>
@@ -1091,6 +1103,7 @@
           <w:b/>
           <w:bCs/>
         </w:rPr>
+        <w:lastRenderedPageBreak/>
         <w:t>Classification Layer</w:t>
       </w:r>
       <w:r>
@@ -1208,16 +1221,6 @@
     </w:p>
     <w:p>
       <w:pPr>
-        <w:spacing w:before="240" w:after="240"/>
-      </w:pPr>
-    </w:p>
-    <w:p>
-      <w:pPr>
-        <w:spacing w:before="240" w:after="240"/>
-      </w:pPr>
-    </w:p>
-    <w:p>
-      <w:pPr>
         <w:pStyle w:val="Heading1"/>
         <w:keepNext w:val="0"/>
         <w:keepLines w:val="0"/>
@@ -1276,27 +1279,67 @@
         <w:spacing w:before="240" w:after="240" w:line="240" w:lineRule="auto"/>
       </w:pPr>
       <w:r>
+        <w:t>Remove missing values from dataset</w:t>
+      </w:r>
+    </w:p>
+    <w:p>
+      <w:pPr>
+        <w:spacing w:before="240" w:after="240" w:line="240" w:lineRule="auto"/>
+      </w:pPr>
+      <w:r>
+        <w:t>Assign label:</w:t>
+      </w:r>
+    </w:p>
+    <w:p>
+      <w:pPr>
+        <w:spacing w:before="240" w:after="240" w:line="240" w:lineRule="auto"/>
+      </w:pPr>
+      <w:r>
+        <w:rPr>
+          <w:rFonts w:eastAsia="Arial Unicode MS"/>
+        </w:rPr>
+        <w:t xml:space="preserve">   Fake News → 1</w:t>
+      </w:r>
+    </w:p>
+    <w:p>
+      <w:pPr>
+        <w:spacing w:before="240" w:after="240" w:line="240" w:lineRule="auto"/>
+      </w:pPr>
+      <w:r>
+        <w:rPr>
+          <w:rFonts w:eastAsia="Arial Unicode MS"/>
+        </w:rPr>
+        <w:t xml:space="preserve">   Real News → 0</w:t>
+      </w:r>
+    </w:p>
+    <w:p>
+      <w:pPr>
+        <w:spacing w:before="240" w:after="240" w:line="240" w:lineRule="auto"/>
+      </w:pPr>
+      <w:r>
+        <w:t>Balance dataset by selecting equal samples from both classes</w:t>
+      </w:r>
+    </w:p>
+    <w:p>
+      <w:pPr>
+        <w:spacing w:before="240" w:after="240" w:line="240" w:lineRule="auto"/>
+      </w:pPr>
+      <w:r>
         <w:lastRenderedPageBreak/>
-        <w:t>Remove missing values from dataset</w:t>
+        <w:t>Extract content and source URL from dataset</w:t>
       </w:r>
     </w:p>
     <w:p>
       <w:pPr>
         <w:spacing w:before="240" w:after="240" w:line="240" w:lineRule="auto"/>
       </w:pPr>
-      <w:r>
-        <w:t>Assign label:</w:t>
-      </w:r>
     </w:p>
     <w:p>
       <w:pPr>
         <w:spacing w:before="240" w:after="240" w:line="240" w:lineRule="auto"/>
       </w:pPr>
       <w:r>
-        <w:rPr>
-          <w:rFonts w:eastAsia="Arial Unicode MS"/>
-        </w:rPr>
-        <w:t xml:space="preserve">   Fake News → 1</w:t>
+        <w:t>FOR each article in dataset</w:t>
       </w:r>
     </w:p>
     <w:p>
@@ -1304,10 +1347,7 @@
         <w:spacing w:before="240" w:after="240" w:line="240" w:lineRule="auto"/>
       </w:pPr>
       <w:r>
-        <w:rPr>
-          <w:rFonts w:eastAsia="Arial Unicode MS"/>
-        </w:rPr>
-        <w:t xml:space="preserve">   Real News → 0</w:t>
+        <w:t xml:space="preserve">   Extract domain from URL</w:t>
       </w:r>
     </w:p>
     <w:p>
@@ -1315,7 +1355,7 @@
         <w:spacing w:before="240" w:after="240" w:line="240" w:lineRule="auto"/>
       </w:pPr>
       <w:r>
-        <w:t>Balance dataset by selecting equal samples from both classes</w:t>
+        <w:t xml:space="preserve">   Assign credibility score based on domain</w:t>
       </w:r>
     </w:p>
     <w:p>
@@ -1323,7 +1363,7 @@
         <w:spacing w:before="240" w:after="240" w:line="240" w:lineRule="auto"/>
       </w:pPr>
       <w:r>
-        <w:t>Extract content and source URL from dataset</w:t>
+        <w:t>END FOR</w:t>
       </w:r>
     </w:p>
     <w:p>
@@ -1336,7 +1376,7 @@
         <w:spacing w:before="240" w:after="240" w:line="240" w:lineRule="auto"/>
       </w:pPr>
       <w:r>
-        <w:t>FOR each article in dataset</w:t>
+        <w:t>Split dataset into training and testing sets</w:t>
       </w:r>
     </w:p>
     <w:p>
@@ -1344,7 +1384,15 @@
         <w:spacing w:before="240" w:after="240" w:line="240" w:lineRule="auto"/>
       </w:pPr>
       <w:r>
-        <w:t xml:space="preserve">   Extract domain from URL</w:t>
+        <w:t xml:space="preserve">Load </w:t>
+      </w:r>
+      <w:proofErr w:type="spellStart"/>
+      <w:r>
+        <w:t>RoBERTa</w:t>
+      </w:r>
+      <w:proofErr w:type="spellEnd"/>
+      <w:r>
+        <w:t xml:space="preserve"> tokenizer</w:t>
       </w:r>
     </w:p>
     <w:p>
@@ -1352,13 +1400,98 @@
         <w:spacing w:before="240" w:after="240" w:line="240" w:lineRule="auto"/>
       </w:pPr>
       <w:r>
-        <w:t xml:space="preserve">   Assign credibility score based on domain</w:t>
+        <w:t xml:space="preserve">Load </w:t>
+      </w:r>
+      <w:proofErr w:type="spellStart"/>
+      <w:r>
+        <w:t>RoBERTa</w:t>
+      </w:r>
+      <w:proofErr w:type="spellEnd"/>
+      <w:r>
+        <w:t xml:space="preserve"> model</w:t>
       </w:r>
     </w:p>
     <w:p>
       <w:pPr>
         <w:spacing w:before="240" w:after="240" w:line="240" w:lineRule="auto"/>
       </w:pPr>
+    </w:p>
+    <w:p>
+      <w:pPr>
+        <w:spacing w:before="240" w:after="240" w:line="240" w:lineRule="auto"/>
+      </w:pPr>
+      <w:r>
+        <w:t>Tokenize text data</w:t>
+      </w:r>
+    </w:p>
+    <w:p>
+      <w:pPr>
+        <w:spacing w:before="240" w:after="240" w:line="240" w:lineRule="auto"/>
+      </w:pPr>
+      <w:r>
+        <w:t>FOR each training epoch</w:t>
+      </w:r>
+    </w:p>
+    <w:p>
+      <w:pPr>
+        <w:spacing w:before="240" w:after="240" w:line="240" w:lineRule="auto"/>
+      </w:pPr>
+      <w:r>
+        <w:t xml:space="preserve">   Pass tokenized text through </w:t>
+      </w:r>
+      <w:proofErr w:type="spellStart"/>
+      <w:r>
+        <w:t>RoBERTa</w:t>
+      </w:r>
+      <w:proofErr w:type="spellEnd"/>
+      <w:r>
+        <w:t xml:space="preserve"> encoder</w:t>
+      </w:r>
+    </w:p>
+    <w:p>
+      <w:pPr>
+        <w:spacing w:before="240" w:after="240" w:line="240" w:lineRule="auto"/>
+      </w:pPr>
+      <w:r>
+        <w:t xml:space="preserve">   Extract contextual embedding</w:t>
+      </w:r>
+    </w:p>
+    <w:p>
+      <w:pPr>
+        <w:spacing w:before="240" w:after="240" w:line="240" w:lineRule="auto"/>
+      </w:pPr>
+      <w:r>
+        <w:t xml:space="preserve">   Concatenate embedding with credibility score</w:t>
+      </w:r>
+    </w:p>
+    <w:p>
+      <w:pPr>
+        <w:spacing w:before="240" w:after="240" w:line="240" w:lineRule="auto"/>
+      </w:pPr>
+      <w:r>
+        <w:t xml:space="preserve">   Pass combined features through classifier</w:t>
+      </w:r>
+    </w:p>
+    <w:p>
+      <w:pPr>
+        <w:spacing w:before="240" w:after="240" w:line="240" w:lineRule="auto"/>
+      </w:pPr>
+      <w:r>
+        <w:t xml:space="preserve">   Compute loss</w:t>
+      </w:r>
+    </w:p>
+    <w:p>
+      <w:pPr>
+        <w:spacing w:before="240" w:after="240" w:line="240" w:lineRule="auto"/>
+      </w:pPr>
+      <w:r>
+        <w:t xml:space="preserve">   Update model parameters</w:t>
+      </w:r>
+    </w:p>
+    <w:p>
+      <w:pPr>
+        <w:spacing w:before="240" w:after="240" w:line="240" w:lineRule="auto"/>
+      </w:pPr>
       <w:r>
         <w:t>END FOR</w:t>
       </w:r>
@@ -1367,146 +1500,15 @@
       <w:pPr>
         <w:spacing w:before="240" w:after="240" w:line="240" w:lineRule="auto"/>
       </w:pPr>
+      <w:r>
+        <w:t>Evaluate model on test dataset</w:t>
+      </w:r>
     </w:p>
     <w:p>
       <w:pPr>
         <w:spacing w:before="240" w:after="240" w:line="240" w:lineRule="auto"/>
       </w:pPr>
       <w:r>
-        <w:t>Split dataset into training and testing sets</w:t>
-      </w:r>
-    </w:p>
-    <w:p>
-      <w:pPr>
-        <w:spacing w:before="240" w:after="240" w:line="240" w:lineRule="auto"/>
-      </w:pPr>
-      <w:r>
-        <w:t xml:space="preserve">Load </w:t>
-      </w:r>
-      <w:proofErr w:type="spellStart"/>
-      <w:r>
-        <w:t>RoBERTa</w:t>
-      </w:r>
-      <w:proofErr w:type="spellEnd"/>
-      <w:r>
-        <w:t xml:space="preserve"> tokenizer</w:t>
-      </w:r>
-    </w:p>
-    <w:p>
-      <w:pPr>
-        <w:spacing w:before="240" w:after="240" w:line="240" w:lineRule="auto"/>
-      </w:pPr>
-      <w:r>
-        <w:t xml:space="preserve">Load </w:t>
-      </w:r>
-      <w:proofErr w:type="spellStart"/>
-      <w:r>
-        <w:t>RoBERTa</w:t>
-      </w:r>
-      <w:proofErr w:type="spellEnd"/>
-      <w:r>
-        <w:t xml:space="preserve"> model</w:t>
-      </w:r>
-    </w:p>
-    <w:p>
-      <w:pPr>
-        <w:spacing w:before="240" w:after="240" w:line="240" w:lineRule="auto"/>
-      </w:pPr>
-    </w:p>
-    <w:p>
-      <w:pPr>
-        <w:spacing w:before="240" w:after="240" w:line="240" w:lineRule="auto"/>
-      </w:pPr>
-      <w:r>
-        <w:t>Tokenize text data</w:t>
-      </w:r>
-    </w:p>
-    <w:p>
-      <w:pPr>
-        <w:spacing w:before="240" w:after="240" w:line="240" w:lineRule="auto"/>
-      </w:pPr>
-      <w:r>
-        <w:t>FOR each training epoch</w:t>
-      </w:r>
-    </w:p>
-    <w:p>
-      <w:pPr>
-        <w:spacing w:before="240" w:after="240" w:line="240" w:lineRule="auto"/>
-      </w:pPr>
-      <w:r>
-        <w:t xml:space="preserve">   Pass tokenized text through </w:t>
-      </w:r>
-      <w:proofErr w:type="spellStart"/>
-      <w:r>
-        <w:t>RoBERTa</w:t>
-      </w:r>
-      <w:proofErr w:type="spellEnd"/>
-      <w:r>
-        <w:t xml:space="preserve"> encoder</w:t>
-      </w:r>
-    </w:p>
-    <w:p>
-      <w:pPr>
-        <w:spacing w:before="240" w:after="240" w:line="240" w:lineRule="auto"/>
-      </w:pPr>
-      <w:r>
-        <w:t xml:space="preserve">   Extract contextual embedding</w:t>
-      </w:r>
-    </w:p>
-    <w:p>
-      <w:pPr>
-        <w:spacing w:before="240" w:after="240" w:line="240" w:lineRule="auto"/>
-      </w:pPr>
-      <w:r>
-        <w:t xml:space="preserve">   Concatenate embedding with credibility score</w:t>
-      </w:r>
-    </w:p>
-    <w:p>
-      <w:pPr>
-        <w:spacing w:before="240" w:after="240" w:line="240" w:lineRule="auto"/>
-      </w:pPr>
-      <w:r>
-        <w:t xml:space="preserve">   Pass combined features through classifier</w:t>
-      </w:r>
-    </w:p>
-    <w:p>
-      <w:pPr>
-        <w:spacing w:before="240" w:after="240" w:line="240" w:lineRule="auto"/>
-      </w:pPr>
-      <w:r>
-        <w:t xml:space="preserve">   Compute loss</w:t>
-      </w:r>
-    </w:p>
-    <w:p>
-      <w:pPr>
-        <w:spacing w:before="240" w:after="240" w:line="240" w:lineRule="auto"/>
-      </w:pPr>
-      <w:r>
-        <w:t xml:space="preserve">   Update model parameters</w:t>
-      </w:r>
-    </w:p>
-    <w:p>
-      <w:pPr>
-        <w:spacing w:before="240" w:after="240" w:line="240" w:lineRule="auto"/>
-      </w:pPr>
-      <w:r>
-        <w:t>END FOR</w:t>
-      </w:r>
-    </w:p>
-    <w:p>
-      <w:pPr>
-        <w:spacing w:before="240" w:after="240" w:line="240" w:lineRule="auto"/>
-      </w:pPr>
-      <w:r>
-        <w:t>Evaluate model on test dataset</w:t>
-      </w:r>
-    </w:p>
-    <w:p>
-      <w:pPr>
-        <w:spacing w:before="240" w:after="240" w:line="240" w:lineRule="auto"/>
-      </w:pPr>
-      <w:r>
-        <w:lastRenderedPageBreak/>
         <w:t>Calculate accuracy, precision, recall, and F1-score</w:t>
       </w:r>
     </w:p>
@@ -1561,6 +1563,7 @@
           <w:sz w:val="22"/>
           <w:szCs w:val="22"/>
         </w:rPr>
+        <w:lastRenderedPageBreak/>
         <w:t>4.3 Flow Diagram of the System</w:t>
       </w:r>
     </w:p>
@@ -1620,52 +1623,6 @@
     <w:p>
       <w:pPr>
         <w:spacing w:before="240" w:after="240"/>
-      </w:pPr>
-    </w:p>
-    <w:p>
-      <w:pPr>
-        <w:spacing w:before="240" w:after="240"/>
-      </w:pPr>
-    </w:p>
-    <w:p>
-      <w:pPr>
-        <w:spacing w:before="240" w:after="240"/>
-        <w:rPr>
-          <w:b/>
-          <w:bCs/>
-        </w:rPr>
-      </w:pPr>
-    </w:p>
-    <w:p>
-      <w:pPr>
-        <w:spacing w:before="240" w:after="240"/>
-        <w:rPr>
-          <w:b/>
-          <w:bCs/>
-        </w:rPr>
-      </w:pPr>
-    </w:p>
-    <w:p>
-      <w:pPr>
-        <w:spacing w:before="240" w:after="240"/>
-        <w:rPr>
-          <w:b/>
-          <w:bCs/>
-        </w:rPr>
-      </w:pPr>
-    </w:p>
-    <w:p>
-      <w:pPr>
-        <w:spacing w:before="240" w:after="240"/>
-        <w:rPr>
-          <w:b/>
-          <w:bCs/>
-        </w:rPr>
-      </w:pPr>
-    </w:p>
-    <w:p>
-      <w:pPr>
-        <w:spacing w:before="240" w:after="240"/>
         <w:rPr>
           <w:b/>
           <w:bCs/>
@@ -1725,56 +1682,59 @@
         <w:spacing w:before="240" w:after="240"/>
       </w:pPr>
       <w:r>
+        <w:t xml:space="preserve">Misinformation Dataset formed the basis. Introduced originally, the </w:t>
+      </w:r>
+      <w:proofErr w:type="spellStart"/>
+      <w:r>
+        <w:t>CoAID</w:t>
+      </w:r>
+      <w:proofErr w:type="spellEnd"/>
+      <w:r>
+        <w:t xml:space="preserve"> dataset aimed to advance work in</w:t>
+      </w:r>
+    </w:p>
+    <w:p>
+      <w:pPr>
+        <w:spacing w:before="240" w:after="240"/>
+      </w:pPr>
+      <w:r>
+        <w:t>One way to spot false claims about COVID-19 involves checking trusted sources. Examples confirmed by experts form part of this process. Such cases help clarify what is accurate. Reviewing real instances supports better understanding. These references come from reliable reports. Each case was examined thoroughly before inclusion</w:t>
+      </w:r>
+    </w:p>
+    <w:p>
+      <w:pPr>
+        <w:spacing w:before="240" w:after="240"/>
+      </w:pPr>
+      <w:r>
+        <w:t>A collection drawn from trustworthy verification outlets and media sites, covering stories confirmed as true alongside those proven false.</w:t>
+      </w:r>
+    </w:p>
+    <w:p>
+      <w:pPr>
+        <w:spacing w:before="240" w:after="240"/>
+      </w:pPr>
+      <w:r>
+        <w:t>The data holds multiple types including news pieces, assertions, statements online, and updates shared across networks. Focusing just on press items came down to their depth in written expression - offering more ground for picking up how words flow together with meaning shaped by surroundings.</w:t>
+      </w:r>
+    </w:p>
+    <w:p>
+      <w:pPr>
+        <w:spacing w:before="240" w:after="240"/>
+      </w:pPr>
+      <w:r>
+        <w:t>From the dataset, two main files formed the basis of analysis</w:t>
+      </w:r>
+    </w:p>
+    <w:p>
+      <w:pPr>
+        <w:spacing w:before="240" w:after="240"/>
+      </w:pPr>
+      <w:r>
+        <w:t xml:space="preserve">A file named NewsFakeCOVID-19.csv holds articles about health - each one checked and labeled as inaccurate. Though focused on medical topics, these entries spread misleading information. Because they were assessed by fact-checkers, their false nature is confirmed. Instead of guiding public understanding, such pieces distort it. Their format resembles </w:t>
+      </w:r>
+      <w:r>
         <w:lastRenderedPageBreak/>
-        <w:t xml:space="preserve">Misinformation Dataset formed the basis. Introduced originally, the </w:t>
-      </w:r>
-      <w:proofErr w:type="spellStart"/>
-      <w:r>
-        <w:t>CoAID</w:t>
-      </w:r>
-      <w:proofErr w:type="spellEnd"/>
-      <w:r>
-        <w:t xml:space="preserve"> dataset aimed to advance work in</w:t>
-      </w:r>
-    </w:p>
-    <w:p>
-      <w:pPr>
-        <w:spacing w:before="240" w:after="240"/>
-      </w:pPr>
-      <w:r>
-        <w:t>One way to spot false claims about COVID-19 involves checking trusted sources. Examples confirmed by experts form part of this process. Such cases help clarify what is accurate. Reviewing real instances supports better understanding. These references come from reliable reports. Each case was examined thoroughly before inclusion</w:t>
-      </w:r>
-    </w:p>
-    <w:p>
-      <w:pPr>
-        <w:spacing w:before="240" w:after="240"/>
-      </w:pPr>
-      <w:r>
-        <w:t>A collection drawn from trustworthy verification outlets and media sites, covering stories confirmed as true alongside those proven false.</w:t>
-      </w:r>
-    </w:p>
-    <w:p>
-      <w:pPr>
-        <w:spacing w:before="240" w:after="240"/>
-      </w:pPr>
-      <w:r>
-        <w:t>The data holds multiple types including news pieces, assertions, statements online, and updates shared across networks. Focusing just on press items came down to their depth in written expression - offering more ground for picking up how words flow together with meaning shaped by surroundings.</w:t>
-      </w:r>
-    </w:p>
-    <w:p>
-      <w:pPr>
-        <w:spacing w:before="240" w:after="240"/>
-      </w:pPr>
-      <w:r>
-        <w:t>From the dataset, two main files formed the basis of analysis</w:t>
-      </w:r>
-    </w:p>
-    <w:p>
-      <w:pPr>
-        <w:spacing w:before="240" w:after="240"/>
-      </w:pPr>
-      <w:r>
-        <w:t>A file named NewsFakeCOVID-19.csv holds articles about health - each one checked and labeled as inaccurate. Though focused on medical topics, these entries spread misleading information. Because they were assessed by fact-checkers, their false nature is confirmed. Instead of guiding public understanding, such pieces distort it. Their format resembles journalism; however, accuracy does not back them. Each item inside this dataset misrepresents facts in some way. While appearing legitimate, the stories lack truthful grounding.</w:t>
+        <w:t>journalism; however, accuracy does not back them. Each item inside this dataset misrepresents facts in some way. While appearing legitimate, the stories lack truthful grounding.</w:t>
       </w:r>
     </w:p>
     <w:p>
@@ -1792,16 +1752,6 @@
       <w:r>
         <w:t>A single entry within the data holds several pieces of information - text of the report, headline, web address, when it came out, plus additional background details. For this work, relevance guided the choice of which elements to keep, reducing complexity during model learning.</w:t>
       </w:r>
-    </w:p>
-    <w:p>
-      <w:pPr>
-        <w:spacing w:before="240" w:after="240"/>
-      </w:pPr>
-    </w:p>
-    <w:p>
-      <w:pPr>
-        <w:spacing w:before="240" w:after="240"/>
-      </w:pPr>
     </w:p>
     <w:p>
       <w:pPr>
@@ -1820,6 +1770,7 @@
       <w:tblPr>
         <w:tblStyle w:val="TableGrid"/>
         <w:tblW w:w="7705" w:type="dxa"/>
+        <w:jc w:val="center"/>
         <w:tblLayout w:type="fixed"/>
         <w:tblLook w:val="0600" w:firstRow="0" w:lastRow="0" w:firstColumn="0" w:lastColumn="0" w:noHBand="1" w:noVBand="1"/>
       </w:tblPr>
@@ -1830,6 +1781,7 @@
       <w:tr>
         <w:trPr>
           <w:trHeight w:val="500"/>
+          <w:jc w:val="center"/>
         </w:trPr>
         <w:tc>
           <w:tcPr>
@@ -1871,6 +1823,7 @@
       <w:tr>
         <w:trPr>
           <w:trHeight w:val="500"/>
+          <w:jc w:val="center"/>
         </w:trPr>
         <w:tc>
           <w:tcPr>
@@ -1881,7 +1834,6 @@
               <w:spacing w:before="240" w:after="240"/>
             </w:pPr>
             <w:r>
-              <w:lastRenderedPageBreak/>
               <w:t>content</w:t>
             </w:r>
           </w:p>
@@ -1903,6 +1855,7 @@
       <w:tr>
         <w:trPr>
           <w:trHeight w:val="500"/>
+          <w:jc w:val="center"/>
         </w:trPr>
         <w:tc>
           <w:tcPr>
@@ -1936,6 +1889,7 @@
       <w:tr>
         <w:trPr>
           <w:trHeight w:val="500"/>
+          <w:jc w:val="center"/>
         </w:trPr>
         <w:tc>
           <w:tcPr>
@@ -1967,6 +1921,7 @@
       <w:tr>
         <w:trPr>
           <w:trHeight w:val="500"/>
+          <w:jc w:val="center"/>
         </w:trPr>
         <w:tc>
           <w:tcPr>
@@ -2041,6 +1996,7 @@
       <w:tblPr>
         <w:tblStyle w:val="TableGrid"/>
         <w:tblW w:w="9360" w:type="dxa"/>
+        <w:jc w:val="center"/>
         <w:tblLayout w:type="fixed"/>
         <w:tblLook w:val="0600" w:firstRow="0" w:lastRow="0" w:firstColumn="0" w:lastColumn="0" w:noHBand="1" w:noVBand="1"/>
       </w:tblPr>
@@ -2053,6 +2009,7 @@
       <w:tr>
         <w:trPr>
           <w:trHeight w:val="770"/>
+          <w:jc w:val="center"/>
         </w:trPr>
         <w:tc>
           <w:tcPr>
@@ -2130,6 +2087,7 @@
       <w:tr>
         <w:trPr>
           <w:trHeight w:val="770"/>
+          <w:jc w:val="center"/>
         </w:trPr>
         <w:tc>
           <w:tcPr>
@@ -2187,6 +2145,7 @@
       <w:tr>
         <w:trPr>
           <w:trHeight w:val="770"/>
+          <w:jc w:val="center"/>
         </w:trPr>
         <w:tc>
           <w:tcPr>
@@ -2197,6 +2156,7 @@
               <w:spacing w:before="240" w:after="240"/>
             </w:pPr>
             <w:r>
+              <w:lastRenderedPageBreak/>
               <w:t>WHO releases updated global health guidelines for pandemic response.</w:t>
             </w:r>
           </w:p>
@@ -2244,6 +2204,7 @@
       <w:tr>
         <w:trPr>
           <w:trHeight w:val="770"/>
+          <w:jc w:val="center"/>
         </w:trPr>
         <w:tc>
           <w:tcPr>
@@ -2301,6 +2262,7 @@
       <w:tr>
         <w:trPr>
           <w:trHeight w:val="770"/>
+          <w:jc w:val="center"/>
         </w:trPr>
         <w:tc>
           <w:tcPr>
@@ -2415,9 +2377,13 @@
         <w:spacing w:before="240" w:after="240"/>
       </w:pPr>
       <w:r>
-        <w:lastRenderedPageBreak/>
         <w:t>The credibility score is derived from the domain of the article source.</w:t>
       </w:r>
+    </w:p>
+    <w:p>
+      <w:pPr>
+        <w:spacing w:before="240" w:after="240"/>
+      </w:pPr>
     </w:p>
     <w:p>
       <w:pPr>
@@ -2539,6 +2505,7 @@
       <w:tblPr>
         <w:tblStyle w:val="TableGrid"/>
         <w:tblW w:w="5095" w:type="dxa"/>
+        <w:jc w:val="center"/>
         <w:tblLayout w:type="fixed"/>
         <w:tblLook w:val="0600" w:firstRow="0" w:lastRow="0" w:firstColumn="0" w:lastColumn="0" w:noHBand="1" w:noVBand="1"/>
       </w:tblPr>
@@ -2549,6 +2516,7 @@
       <w:tr>
         <w:trPr>
           <w:trHeight w:val="500"/>
+          <w:jc w:val="center"/>
         </w:trPr>
         <w:tc>
           <w:tcPr>
@@ -2564,6 +2532,7 @@
                 <w:b/>
                 <w:bCs/>
               </w:rPr>
+              <w:lastRenderedPageBreak/>
               <w:t>Domain Type</w:t>
             </w:r>
           </w:p>
@@ -2590,6 +2559,7 @@
       <w:tr>
         <w:trPr>
           <w:trHeight w:val="500"/>
+          <w:jc w:val="center"/>
         </w:trPr>
         <w:tc>
           <w:tcPr>
@@ -2622,6 +2592,7 @@
       <w:tr>
         <w:trPr>
           <w:trHeight w:val="500"/>
+          <w:jc w:val="center"/>
         </w:trPr>
         <w:tc>
           <w:tcPr>
@@ -2654,6 +2625,7 @@
       <w:tr>
         <w:trPr>
           <w:trHeight w:val="500"/>
+          <w:jc w:val="center"/>
         </w:trPr>
         <w:tc>
           <w:tcPr>
@@ -2694,6 +2666,7 @@
       <w:tr>
         <w:trPr>
           <w:trHeight w:val="500"/>
+          <w:jc w:val="center"/>
         </w:trPr>
         <w:tc>
           <w:tcPr>
@@ -2786,7 +2759,6 @@
           <w:b/>
           <w:bCs/>
         </w:rPr>
-        <w:lastRenderedPageBreak/>
         <w:t>Handling Missing Values</w:t>
       </w:r>
       <w:r>
@@ -2987,6 +2959,7 @@
           <w:sz w:val="22"/>
           <w:szCs w:val="22"/>
         </w:rPr>
+        <w:lastRenderedPageBreak/>
         <w:t>5.5 Training Configuration</w:t>
       </w:r>
     </w:p>
@@ -3001,17 +2974,19 @@
     <w:tbl>
       <w:tblPr>
         <w:tblStyle w:val="TableGrid"/>
-        <w:tblW w:w="4945" w:type="dxa"/>
+        <w:tblW w:w="5807" w:type="dxa"/>
+        <w:jc w:val="center"/>
         <w:tblLayout w:type="fixed"/>
         <w:tblLook w:val="0600" w:firstRow="0" w:lastRow="0" w:firstColumn="0" w:lastColumn="0" w:noHBand="1" w:noVBand="1"/>
       </w:tblPr>
       <w:tblGrid>
         <w:gridCol w:w="2825"/>
-        <w:gridCol w:w="2120"/>
+        <w:gridCol w:w="2982"/>
       </w:tblGrid>
       <w:tr>
         <w:trPr>
           <w:trHeight w:val="500"/>
+          <w:jc w:val="center"/>
         </w:trPr>
         <w:tc>
           <w:tcPr>
@@ -3033,7 +3008,7 @@
         </w:tc>
         <w:tc>
           <w:tcPr>
-            <w:tcW w:w="2120" w:type="dxa"/>
+            <w:tcW w:w="2982" w:type="dxa"/>
           </w:tcPr>
           <w:p>
             <w:pPr>
@@ -3053,6 +3028,7 @@
       <w:tr>
         <w:trPr>
           <w:trHeight w:val="500"/>
+          <w:jc w:val="center"/>
         </w:trPr>
         <w:tc>
           <w:tcPr>
@@ -3069,7 +3045,7 @@
         </w:tc>
         <w:tc>
           <w:tcPr>
-            <w:tcW w:w="2120" w:type="dxa"/>
+            <w:tcW w:w="2982" w:type="dxa"/>
           </w:tcPr>
           <w:p>
             <w:pPr>
@@ -3090,6 +3066,7 @@
       <w:tr>
         <w:trPr>
           <w:trHeight w:val="500"/>
+          <w:jc w:val="center"/>
         </w:trPr>
         <w:tc>
           <w:tcPr>
@@ -3106,7 +3083,7 @@
         </w:tc>
         <w:tc>
           <w:tcPr>
-            <w:tcW w:w="2120" w:type="dxa"/>
+            <w:tcW w:w="2982" w:type="dxa"/>
           </w:tcPr>
           <w:p>
             <w:pPr>
@@ -3122,6 +3099,7 @@
       <w:tr>
         <w:trPr>
           <w:trHeight w:val="500"/>
+          <w:jc w:val="center"/>
         </w:trPr>
         <w:tc>
           <w:tcPr>
@@ -3138,7 +3116,7 @@
         </w:tc>
         <w:tc>
           <w:tcPr>
-            <w:tcW w:w="2120" w:type="dxa"/>
+            <w:tcW w:w="2982" w:type="dxa"/>
           </w:tcPr>
           <w:p>
             <w:pPr>
@@ -3154,6 +3132,7 @@
       <w:tr>
         <w:trPr>
           <w:trHeight w:val="500"/>
+          <w:jc w:val="center"/>
         </w:trPr>
         <w:tc>
           <w:tcPr>
@@ -3170,7 +3149,7 @@
         </w:tc>
         <w:tc>
           <w:tcPr>
-            <w:tcW w:w="2120" w:type="dxa"/>
+            <w:tcW w:w="2982" w:type="dxa"/>
           </w:tcPr>
           <w:p>
             <w:pPr>
@@ -3186,6 +3165,7 @@
       <w:tr>
         <w:trPr>
           <w:trHeight w:val="500"/>
+          <w:jc w:val="center"/>
         </w:trPr>
         <w:tc>
           <w:tcPr>
@@ -3202,7 +3182,7 @@
         </w:tc>
         <w:tc>
           <w:tcPr>
-            <w:tcW w:w="2120" w:type="dxa"/>
+            <w:tcW w:w="2982" w:type="dxa"/>
           </w:tcPr>
           <w:p>
             <w:pPr>
@@ -3220,6 +3200,7 @@
       <w:tr>
         <w:trPr>
           <w:trHeight w:val="500"/>
+          <w:jc w:val="center"/>
         </w:trPr>
         <w:tc>
           <w:tcPr>
@@ -3230,14 +3211,13 @@
               <w:spacing w:before="240" w:after="240"/>
             </w:pPr>
             <w:r>
-              <w:lastRenderedPageBreak/>
               <w:t>Loss Function</w:t>
             </w:r>
           </w:p>
         </w:tc>
         <w:tc>
           <w:tcPr>
-            <w:tcW w:w="2120" w:type="dxa"/>
+            <w:tcW w:w="2982" w:type="dxa"/>
           </w:tcPr>
           <w:p>
             <w:pPr>
@@ -3253,6 +3233,7 @@
       <w:tr>
         <w:trPr>
           <w:trHeight w:val="500"/>
+          <w:jc w:val="center"/>
         </w:trPr>
         <w:tc>
           <w:tcPr>
@@ -3269,7 +3250,7 @@
         </w:tc>
         <w:tc>
           <w:tcPr>
-            <w:tcW w:w="2120" w:type="dxa"/>
+            <w:tcW w:w="2982" w:type="dxa"/>
           </w:tcPr>
           <w:p>
             <w:pPr>
@@ -3416,6 +3397,7 @@
         <w:spacing w:after="240"/>
       </w:pPr>
       <w:r>
+        <w:lastRenderedPageBreak/>
         <w:t>Evaluating the model using classification metrics</w:t>
       </w:r>
       <w:r>
@@ -3497,7 +3479,6 @@
     <w:p/>
     <w:p>
       <w:r>
-        <w:lastRenderedPageBreak/>
         <w:t xml:space="preserve">Despite its origin in the </w:t>
       </w:r>
       <w:proofErr w:type="spellStart"/>
@@ -3554,6 +3535,9 @@
         <w:t>During training, Table 6.1 displays the loss recorded at each step.</w:t>
       </w:r>
     </w:p>
+    <w:p/>
+    <w:p/>
+    <w:p/>
     <w:p/>
     <w:p>
       <w:pPr>
@@ -3577,6 +3561,7 @@
           <w:sz w:val="22"/>
           <w:szCs w:val="22"/>
         </w:rPr>
+        <w:lastRenderedPageBreak/>
         <w:t>Table 6.1 Training Loss per Epoch</w:t>
       </w:r>
     </w:p>
@@ -3584,6 +3569,7 @@
       <w:tblPr>
         <w:tblStyle w:val="TableGrid"/>
         <w:tblW w:w="2530" w:type="dxa"/>
+        <w:jc w:val="center"/>
         <w:tblLayout w:type="fixed"/>
         <w:tblLook w:val="0600" w:firstRow="0" w:lastRow="0" w:firstColumn="0" w:lastColumn="0" w:noHBand="1" w:noVBand="1"/>
       </w:tblPr>
@@ -3594,6 +3580,7 @@
       <w:tr>
         <w:trPr>
           <w:trHeight w:val="500"/>
+          <w:jc w:val="center"/>
         </w:trPr>
         <w:tc>
           <w:tcPr>
@@ -3635,6 +3622,7 @@
       <w:tr>
         <w:trPr>
           <w:trHeight w:val="500"/>
+          <w:jc w:val="center"/>
         </w:trPr>
         <w:tc>
           <w:tcPr>
@@ -3666,6 +3654,7 @@
       <w:tr>
         <w:trPr>
           <w:trHeight w:val="500"/>
+          <w:jc w:val="center"/>
         </w:trPr>
         <w:tc>
           <w:tcPr>
@@ -3697,6 +3686,7 @@
       <w:tr>
         <w:trPr>
           <w:trHeight w:val="500"/>
+          <w:jc w:val="center"/>
         </w:trPr>
         <w:tc>
           <w:tcPr>
@@ -3798,6 +3788,7 @@
       <w:tblPr>
         <w:tblStyle w:val="TableGrid"/>
         <w:tblW w:w="1960" w:type="dxa"/>
+        <w:jc w:val="center"/>
         <w:tblLayout w:type="fixed"/>
         <w:tblLook w:val="0600" w:firstRow="0" w:lastRow="0" w:firstColumn="0" w:lastColumn="0" w:noHBand="1" w:noVBand="1"/>
       </w:tblPr>
@@ -3808,6 +3799,7 @@
       <w:tr>
         <w:trPr>
           <w:trHeight w:val="500"/>
+          <w:jc w:val="center"/>
         </w:trPr>
         <w:tc>
           <w:tcPr>
@@ -3823,7 +3815,6 @@
                 <w:b/>
                 <w:bCs/>
               </w:rPr>
-              <w:lastRenderedPageBreak/>
               <w:t>Metric</w:t>
             </w:r>
           </w:p>
@@ -3850,6 +3841,7 @@
       <w:tr>
         <w:trPr>
           <w:trHeight w:val="500"/>
+          <w:jc w:val="center"/>
         </w:trPr>
         <w:tc>
           <w:tcPr>
@@ -3881,6 +3873,7 @@
       <w:tr>
         <w:trPr>
           <w:trHeight w:val="500"/>
+          <w:jc w:val="center"/>
         </w:trPr>
         <w:tc>
           <w:tcPr>
@@ -3912,6 +3905,7 @@
       <w:tr>
         <w:trPr>
           <w:trHeight w:val="500"/>
+          <w:jc w:val="center"/>
         </w:trPr>
         <w:tc>
           <w:tcPr>
@@ -3943,6 +3937,7 @@
       <w:tr>
         <w:trPr>
           <w:trHeight w:val="500"/>
+          <w:jc w:val="center"/>
         </w:trPr>
         <w:tc>
           <w:tcPr>
@@ -3987,34 +3982,23 @@
       <w:r>
         <w:t>Among the evaluation metrics, recall for fake news detection reached 0.96, which means the model successfully identified the majority of misinformation samples. This is particularly important because missing fake health information can lead to the spread of harmful advice.</w:t>
       </w:r>
-    </w:p>
-    <w:p>
-      <w:pPr>
-        <w:spacing w:before="240" w:after="240"/>
-      </w:pPr>
-    </w:p>
-    <w:p>
-      <w:pPr>
-        <w:pStyle w:val="Heading1"/>
-        <w:keepNext w:val="0"/>
-        <w:keepLines w:val="0"/>
-        <w:spacing w:before="480"/>
-        <w:rPr>
-          <w:b/>
-          <w:bCs/>
-          <w:sz w:val="22"/>
-          <w:szCs w:val="22"/>
-        </w:rPr>
-      </w:pPr>
       <w:bookmarkStart w:id="15" w:name="_jgj31yluiw2o" w:colFirst="0" w:colLast="0"/>
       <w:bookmarkEnd w:id="15"/>
-      <w:r>
-        <w:rPr>
-          <w:b/>
-          <w:bCs/>
-          <w:sz w:val="22"/>
-          <w:szCs w:val="22"/>
-        </w:rPr>
+    </w:p>
+    <w:p>
+      <w:pPr>
+        <w:spacing w:before="240" w:after="240"/>
+        <w:rPr>
+          <w:b/>
+          <w:bCs/>
+        </w:rPr>
+      </w:pPr>
+      <w:r>
+        <w:rPr>
+          <w:b/>
+          <w:bCs/>
+        </w:rPr>
+        <w:lastRenderedPageBreak/>
         <w:t>6.4 Confusion Matrix Analysis</w:t>
       </w:r>
     </w:p>
@@ -4057,6 +4041,7 @@
       <w:tblPr>
         <w:tblStyle w:val="TableGrid"/>
         <w:tblW w:w="3510" w:type="dxa"/>
+        <w:jc w:val="center"/>
         <w:tblLayout w:type="fixed"/>
         <w:tblLook w:val="0600" w:firstRow="0" w:lastRow="0" w:firstColumn="0" w:lastColumn="0" w:noHBand="1" w:noVBand="1"/>
       </w:tblPr>
@@ -4068,6 +4053,7 @@
       <w:tr>
         <w:trPr>
           <w:trHeight w:val="500"/>
+          <w:jc w:val="center"/>
         </w:trPr>
         <w:tc>
           <w:tcPr>
@@ -4127,6 +4113,7 @@
       <w:tr>
         <w:trPr>
           <w:trHeight w:val="500"/>
+          <w:jc w:val="center"/>
         </w:trPr>
         <w:tc>
           <w:tcPr>
@@ -4171,6 +4158,7 @@
       <w:tr>
         <w:trPr>
           <w:trHeight w:val="500"/>
+          <w:jc w:val="center"/>
         </w:trPr>
         <w:tc>
           <w:tcPr>
@@ -4256,7 +4244,6 @@
         <w:spacing w:before="240" w:after="240"/>
       </w:pPr>
       <w:r>
-        <w:lastRenderedPageBreak/>
         <w:t>A single fabricated story got labeled genuine by mistake.</w:t>
       </w:r>
     </w:p>
@@ -4275,6 +4262,41 @@
       <w:r>
         <w:t>When spotting false claims, catching dangerous lies matters most - so it's usually better to flag some true pieces by mistake. Precision takes a back seat when harm reduction leads the way.</w:t>
       </w:r>
+    </w:p>
+    <w:p>
+      <w:pPr>
+        <w:spacing w:before="240" w:after="240"/>
+      </w:pPr>
+    </w:p>
+    <w:p>
+      <w:pPr>
+        <w:spacing w:before="240" w:after="240"/>
+      </w:pPr>
+    </w:p>
+    <w:p>
+      <w:pPr>
+        <w:spacing w:before="240" w:after="240"/>
+      </w:pPr>
+    </w:p>
+    <w:p>
+      <w:pPr>
+        <w:spacing w:before="240" w:after="240"/>
+      </w:pPr>
+    </w:p>
+    <w:p>
+      <w:pPr>
+        <w:spacing w:before="240" w:after="240"/>
+      </w:pPr>
+    </w:p>
+    <w:p>
+      <w:pPr>
+        <w:spacing w:before="240" w:after="240"/>
+      </w:pPr>
+    </w:p>
+    <w:p>
+      <w:pPr>
+        <w:spacing w:before="240" w:after="240"/>
+      </w:pPr>
     </w:p>
     <w:p>
       <w:pPr>
@@ -4298,6 +4320,7 @@
           <w:sz w:val="22"/>
           <w:szCs w:val="22"/>
         </w:rPr>
+        <w:lastRenderedPageBreak/>
         <w:t>6.5 Comparison with Baseline Model</w:t>
       </w:r>
     </w:p>
@@ -4341,6 +4364,7 @@
       <w:tblPr>
         <w:tblStyle w:val="TableGrid"/>
         <w:tblW w:w="6000" w:type="dxa"/>
+        <w:jc w:val="center"/>
         <w:tblLayout w:type="fixed"/>
         <w:tblLook w:val="0600" w:firstRow="0" w:lastRow="0" w:firstColumn="0" w:lastColumn="0" w:noHBand="1" w:noVBand="1"/>
       </w:tblPr>
@@ -4352,6 +4376,7 @@
       <w:tr>
         <w:trPr>
           <w:trHeight w:val="500"/>
+          <w:jc w:val="center"/>
         </w:trPr>
         <w:tc>
           <w:tcPr>
@@ -4411,6 +4436,7 @@
       <w:tr>
         <w:trPr>
           <w:trHeight w:val="500"/>
+          <w:jc w:val="center"/>
         </w:trPr>
         <w:tc>
           <w:tcPr>
@@ -4460,6 +4486,7 @@
       <w:tr>
         <w:trPr>
           <w:trHeight w:val="500"/>
+          <w:jc w:val="center"/>
         </w:trPr>
         <w:tc>
           <w:tcPr>
@@ -4517,21 +4544,6 @@
       <w:r>
         <w:t>This shows that integrating credibility signals can enhance the model’s ability to detect misinformation even if overall accuracy changes slightly.</w:t>
       </w:r>
-    </w:p>
-    <w:p>
-      <w:pPr>
-        <w:spacing w:before="240" w:after="240"/>
-      </w:pPr>
-    </w:p>
-    <w:p>
-      <w:pPr>
-        <w:spacing w:before="240" w:after="240"/>
-      </w:pPr>
-    </w:p>
-    <w:p>
-      <w:pPr>
-        <w:spacing w:before="240" w:after="240"/>
-      </w:pPr>
     </w:p>
     <w:p>
       <w:pPr>
@@ -4598,23 +4610,23 @@
         <w:spacing w:before="240" w:after="240"/>
       </w:pPr>
       <w:r>
+        <w:t>The confusion matrix visually illustrates how many samples were correctly and incorrectly classified by the model. This helps identify areas where the model performs well and where improvements may be needed.</w:t>
+      </w:r>
+    </w:p>
+    <w:p>
+      <w:pPr>
+        <w:spacing w:before="240" w:after="240"/>
+        <w:jc w:val="center"/>
+      </w:pPr>
+      <w:r>
+        <w:rPr>
+          <w:noProof/>
+        </w:rPr>
         <w:lastRenderedPageBreak/>
-        <w:t>The confusion matrix visually illustrates how many samples were correctly and incorrectly classified by the model. This helps identify areas where the model performs well and where improvements may be needed.</w:t>
-      </w:r>
-    </w:p>
-    <w:p>
-      <w:pPr>
-        <w:spacing w:before="240" w:after="240"/>
-        <w:jc w:val="center"/>
-      </w:pPr>
-      <w:r>
-        <w:rPr>
-          <w:noProof/>
-        </w:rPr>
         <w:drawing>
-          <wp:inline distT="0" distB="0" distL="0" distR="0" wp14:anchorId="6062FE62" wp14:editId="22FD30CF">
-            <wp:extent cx="4432300" cy="3760825"/>
-            <wp:effectExtent l="0" t="0" r="6350" b="0"/>
+          <wp:inline distT="0" distB="0" distL="0" distR="0" wp14:anchorId="6062FE62" wp14:editId="1DDD539F">
+            <wp:extent cx="3111335" cy="2639981"/>
+            <wp:effectExtent l="0" t="0" r="0" b="8255"/>
             <wp:docPr id="390720537" name="Picture 1"/>
             <wp:cNvGraphicFramePr>
               <a:graphicFrameLocks xmlns:a="http://schemas.openxmlformats.org/drawingml/2006/main" noChangeAspect="1"/>
@@ -4635,7 +4647,7 @@
                   <pic:spPr>
                     <a:xfrm>
                       <a:off x="0" y="0"/>
-                      <a:ext cx="4448442" cy="3774521"/>
+                      <a:ext cx="3140753" cy="2664943"/>
                     </a:xfrm>
                     <a:prstGeom prst="rect">
                       <a:avLst/>
@@ -4708,11 +4720,10 @@
         <w:rPr>
           <w:noProof/>
         </w:rPr>
-        <w:lastRenderedPageBreak/>
         <w:drawing>
-          <wp:inline distT="0" distB="0" distL="0" distR="0" wp14:anchorId="7E0D6447" wp14:editId="628202EC">
-            <wp:extent cx="3810193" cy="3200400"/>
-            <wp:effectExtent l="0" t="0" r="0" b="0"/>
+          <wp:inline distT="0" distB="0" distL="0" distR="0" wp14:anchorId="7E0D6447" wp14:editId="20E218FF">
+            <wp:extent cx="3194462" cy="2683212"/>
+            <wp:effectExtent l="0" t="0" r="6350" b="3175"/>
             <wp:docPr id="1378225117" name="Picture 1"/>
             <wp:cNvGraphicFramePr>
               <a:graphicFrameLocks xmlns:a="http://schemas.openxmlformats.org/drawingml/2006/main" noChangeAspect="1"/>
@@ -4733,7 +4744,7 @@
                   <pic:spPr>
                     <a:xfrm>
                       <a:off x="0" y="0"/>
-                      <a:ext cx="3832107" cy="3218807"/>
+                      <a:ext cx="3221825" cy="2706195"/>
                     </a:xfrm>
                     <a:prstGeom prst="rect">
                       <a:avLst/>
@@ -4777,6 +4788,7 @@
           <w:sz w:val="22"/>
           <w:szCs w:val="22"/>
         </w:rPr>
+        <w:lastRenderedPageBreak/>
         <w:t>6.7 System Output and Interface</w:t>
       </w:r>
     </w:p>
@@ -4876,7 +4888,6 @@
         <w:spacing w:before="240" w:after="240"/>
       </w:pPr>
       <w:r>
-        <w:lastRenderedPageBreak/>
         <w:t>User input example:</w:t>
       </w:r>
     </w:p>
@@ -4979,6 +4990,7 @@
         <w:spacing w:before="240" w:after="240"/>
       </w:pPr>
       <w:r>
+        <w:lastRenderedPageBreak/>
         <w:t xml:space="preserve">The </w:t>
       </w:r>
       <w:proofErr w:type="spellStart"/>
@@ -5039,45 +5051,45 @@
     </w:p>
     <w:p>
       <w:r>
-        <w:t xml:space="preserve">What began as an effort to spot false health claims evolved into building a tool powered by language analysis methods. Since inaccurate medical content moves fast through internet channels, tools that catch such material early help safeguard community well-being. A growing reliance on online sources demands smarter ways to verify what is shared. Detection models based on linguistic patterns offer one path forward. Speed and scale of digital communication make manual review impractical. Systems trained to recognize deceptive phrasing can step in where humans cannot keep up. Public access to trustworthy knowledge depends on these </w:t>
+        <w:t>What began as an effort to spot false health claims evolved into building a tool powered by language analysis methods. Since inaccurate medical content moves fast through internet channels, tools that catch such material early help safeguard community well-being. A growing reliance on online sources demands smarter ways to verify what is shared. Detection models based on linguistic patterns offer one path forward. Speed and scale of digital communication make manual review impractical. Systems trained to recognize deceptive phrasing can step in where humans cannot keep up. Public access to trustworthy knowledge depends on these behind-the-scenes filters. Misinformation spreads quietly - often without challenge - until it takes root. Early intervention changes how far it travels. Automated checks act like signals, flagging concerns before they escalate.</w:t>
+      </w:r>
+    </w:p>
+    <w:p/>
+    <w:p>
+      <w:r>
+        <w:t xml:space="preserve">A new approach to spotting false information blends language processing with judgments about where news comes from. Instead of relying only on words, it uses </w:t>
+      </w:r>
+      <w:proofErr w:type="spellStart"/>
+      <w:r>
+        <w:t>RoBERTa</w:t>
+      </w:r>
+      <w:proofErr w:type="spellEnd"/>
+      <w:r>
+        <w:t xml:space="preserve"> to understand how sentences are built and what they imply. At the same time, trustworthiness is judged by looking at the website address linked to each story. Rather than treating both signals separately, they merge into one unified format for decision making. This joint structure helps distinguish misleading content more effectively than either method alone.</w:t>
+      </w:r>
+    </w:p>
+    <w:p/>
+    <w:p>
+      <w:r>
+        <w:t xml:space="preserve">Training and testing relied on the </w:t>
+      </w:r>
+      <w:proofErr w:type="spellStart"/>
+      <w:r>
+        <w:t>CoAID</w:t>
+      </w:r>
+      <w:proofErr w:type="spellEnd"/>
+      <w:r>
+        <w:t xml:space="preserve"> dataset about COVID-19 misinformation, made up of confirmed cases of false and accurate health news. Though performance varied slightly, detection accuracy reached around 86%, particularly effective at flagging deceptive content. Instead of relying solely on text patterns, merging language cues with trust signals boosted detection power noticeably. Because of this blend, automated tools may better spot incorrect health claims when both elements guide decisions.</w:t>
+      </w:r>
+    </w:p>
+    <w:p/>
+    <w:p>
+      <w:r>
+        <w:t xml:space="preserve">Even though the current model works well on the chosen data, room remains for progress. Limited in scale, the dataset may restrict generalization; using broader collections of false claims might strengthen performance. Besides size, diversity matters - adding examples from varied topics could help. One path forward involves blending different types of evidence, like pictures alongside how posts spread online. User actions, such as sharing habits or comment </w:t>
       </w:r>
       <w:r>
         <w:lastRenderedPageBreak/>
-        <w:t>behind-the-scenes filters. Misinformation spreads quietly - often without challenge - until it takes root. Early intervention changes how far it travels. Automated checks act like signals, flagging concerns before they escalate.</w:t>
-      </w:r>
-    </w:p>
-    <w:p/>
-    <w:p>
-      <w:r>
-        <w:t xml:space="preserve">A new approach to spotting false information blends language processing with judgments about where news comes from. Instead of relying only on words, it uses </w:t>
-      </w:r>
-      <w:proofErr w:type="spellStart"/>
-      <w:r>
-        <w:t>RoBERTa</w:t>
-      </w:r>
-      <w:proofErr w:type="spellEnd"/>
-      <w:r>
-        <w:t xml:space="preserve"> to understand how sentences are built and what they imply. At the same time, trustworthiness is judged by looking at the website address linked to each story. Rather than treating both signals separately, they merge into one unified format for decision making. This joint structure helps distinguish misleading content more effectively than either method alone.</w:t>
-      </w:r>
-    </w:p>
-    <w:p/>
-    <w:p>
-      <w:r>
-        <w:t xml:space="preserve">Training and testing relied on the </w:t>
-      </w:r>
-      <w:proofErr w:type="spellStart"/>
-      <w:r>
-        <w:t>CoAID</w:t>
-      </w:r>
-      <w:proofErr w:type="spellEnd"/>
-      <w:r>
-        <w:t xml:space="preserve"> dataset about COVID-19 misinformation, made up of confirmed cases of false and accurate health news. Though performance varied slightly, detection accuracy reached around 86%, particularly effective at flagging deceptive content. Instead of relying solely on text patterns, merging language cues with trust signals boosted detection power noticeably. Because of this blend, automated tools may better spot incorrect health claims when both elements guide decisions.</w:t>
-      </w:r>
-    </w:p>
-    <w:p/>
-    <w:p>
-      <w:r>
-        <w:t>Even though the current model works well on the chosen data, room remains for progress. Limited in scale, the dataset may restrict generalization; using broader collections of false claims might strengthen performance. Besides size, diversity matters - adding examples from varied topics could help. One path forward involves blending different types of evidence, like pictures alongside how posts spread online. User actions, such as sharing habits or comment trends, also hold useful signals. Looking ahead, combining these layers might sharpen accuracy. Instead of static analysis, tools that track stories as they emerge could offer practical value. Real-time scanning of digital health reports presents one possibility. Websites delivering instant feedback become feasible with such advances. Progress does not stop at prediction - it extends into deployment.</w:t>
+        <w:t>trends, also hold useful signals. Looking ahead, combining these layers might sharpen accuracy. Instead of static analysis, tools that track stories as they emerge could offer practical value. Real-time scanning of digital health reports presents one possibility. Websites delivering instant feedback become feasible with such advances. Progress does not stop at prediction - it extends into deployment.</w:t>
       </w:r>
     </w:p>
     <w:p/>
@@ -5153,7 +5165,6 @@
         <w:spacing w:line="360" w:lineRule="auto"/>
       </w:pPr>
       <w:r>
-        <w:lastRenderedPageBreak/>
         <w:t xml:space="preserve">Zhou, X., &amp; </w:t>
       </w:r>
       <w:proofErr w:type="spellStart"/>
@@ -5268,6 +5279,7 @@
         <w:spacing w:line="360" w:lineRule="auto"/>
       </w:pPr>
       <w:r>
+        <w:lastRenderedPageBreak/>
         <w:t xml:space="preserve">Thorne, J., Vlachos, A., Christodoulopoulos, C., &amp; Mittal, A. (2018). FEVER: A large-scale dataset for fact extraction and verification. </w:t>
       </w:r>
       <w:r>
@@ -5425,7 +5437,6 @@
         <w:spacing w:line="360" w:lineRule="auto"/>
       </w:pPr>
       <w:r>
-        <w:lastRenderedPageBreak/>
         <w:t xml:space="preserve">Singh, V., &amp; Singh, R. (2021). Detecting health misinformation using machine learning techniques. </w:t>
       </w:r>
       <w:r>
@@ -5566,6 +5577,7 @@
         <w:rPr>
           <w:lang w:val="de-DE"/>
         </w:rPr>
+        <w:lastRenderedPageBreak/>
         <w:t xml:space="preserve">Aïmeur, E., Amri, S., &amp; Brassard, G. (2023). </w:t>
       </w:r>
       <w:r>
